--- a/backend/templates/service_note.docx
+++ b/backend/templates/service_note.docx
@@ -115,6 +115,7 @@
         <w:spacing w:before="0" w:after="40" w:line="276" w:lineRule="exact"/>
         <w:jc w:val="right"/>
       </w:pPr>
+      <w:commentRangeStart w:id="0"/>
       <w:r>
         <w:rPr>
           <w:rFonts w:ascii="Times New Roman" w:hAnsi="Times New Roman"/>
@@ -122,7 +123,14 @@
           <w:i w:val="0"/>
           <w:sz w:val="24"/>
         </w:rPr>
-        <w:t>Президенту ВСКС</w:t>
+        <w:t xml:space="preserve">Руководителю {{ customer_short_name }}</w:t>
+      </w:r>
+      <w:commentRangeEnd w:id="0"/>
+      <w:r>
+        <w:rPr>
+          <w:rStyle w:val="CommentReference"/>
+        </w:rPr>
+        <w:commentReference w:id="0"/>
       </w:r>
     </w:p>
     <w:p>
@@ -130,6 +138,7 @@
         <w:spacing w:before="0" w:after="120" w:line="276" w:lineRule="exact"/>
         <w:jc w:val="right"/>
       </w:pPr>
+      <w:commentRangeStart w:id="1"/>
       <w:r>
         <w:rPr>
           <w:rFonts w:ascii="Times New Roman" w:hAnsi="Times New Roman"/>
@@ -138,6 +147,13 @@
           <w:sz w:val="24"/>
         </w:rPr>
         <w:t>{{customer_signatory_name_genitive}}</w:t>
+      </w:r>
+      <w:commentRangeEnd w:id="1"/>
+      <w:r>
+        <w:rPr>
+          <w:rStyle w:val="CommentReference"/>
+        </w:rPr>
+        <w:commentReference w:id="1"/>
       </w:r>
     </w:p>
     <w:p>
@@ -154,6 +170,7 @@
         </w:rPr>
         <w:t xml:space="preserve">от </w:t>
       </w:r>
+      <w:commentRangeStart w:id="2"/>
       <w:r>
         <w:rPr>
           <w:rFonts w:ascii="Times New Roman" w:hAnsi="Times New Roman"/>
@@ -163,12 +180,20 @@
         </w:rPr>
         <w:t>{{initiator_role}}</w:t>
       </w:r>
+      <w:commentRangeEnd w:id="2"/>
+      <w:r>
+        <w:rPr>
+          <w:rStyle w:val="CommentReference"/>
+        </w:rPr>
+        <w:commentReference w:id="2"/>
+      </w:r>
     </w:p>
     <w:p>
       <w:pPr>
         <w:spacing w:before="0" w:after="200" w:line="276" w:lineRule="exact"/>
         <w:jc w:val="right"/>
       </w:pPr>
+      <w:commentRangeStart w:id="3"/>
       <w:r>
         <w:rPr>
           <w:rFonts w:ascii="Times New Roman" w:hAnsi="Times New Roman"/>
@@ -177,6 +202,13 @@
           <w:sz w:val="24"/>
         </w:rPr>
         <w:t>{{initiator_name}}</w:t>
+      </w:r>
+      <w:commentRangeEnd w:id="3"/>
+      <w:r>
+        <w:rPr>
+          <w:rStyle w:val="CommentReference"/>
+        </w:rPr>
+        <w:commentReference w:id="3"/>
       </w:r>
     </w:p>
     <w:p>
@@ -208,6 +240,7 @@
         </w:rPr>
         <w:t>г. Москва                          «</w:t>
       </w:r>
+      <w:commentRangeStart w:id="4"/>
       <w:r>
         <w:rPr>
           <w:rFonts w:ascii="Times New Roman" w:hAnsi="Times New Roman"/>
@@ -216,6 +249,13 @@
           <w:sz w:val="24"/>
         </w:rPr>
         <w:t>{{today}}</w:t>
+      </w:r>
+      <w:commentRangeEnd w:id="4"/>
+      <w:r>
+        <w:rPr>
+          <w:rStyle w:val="CommentReference"/>
+        </w:rPr>
+        <w:commentReference w:id="4"/>
       </w:r>
       <w:r>
         <w:rPr>
@@ -241,6 +281,7 @@
         </w:rPr>
         <w:t xml:space="preserve">Прошу Вас рассмотреть возможность </w:t>
       </w:r>
+      <w:commentRangeStart w:id="5"/>
       <w:r>
         <w:rPr>
           <w:rFonts w:ascii="Times New Roman" w:hAnsi="Times New Roman"/>
@@ -249,6 +290,13 @@
           <w:sz w:val="24"/>
         </w:rPr>
         <w:t>{{service_subject}}</w:t>
+      </w:r>
+      <w:commentRangeEnd w:id="5"/>
+      <w:r>
+        <w:rPr>
+          <w:rStyle w:val="CommentReference"/>
+        </w:rPr>
+        <w:commentReference w:id="5"/>
       </w:r>
       <w:r>
         <w:rPr>
@@ -274,6 +322,7 @@
         </w:rPr>
         <w:t xml:space="preserve">Объект закупки: </w:t>
       </w:r>
+      <w:commentRangeStart w:id="6"/>
       <w:r>
         <w:rPr>
           <w:rFonts w:ascii="Times New Roman" w:hAnsi="Times New Roman"/>
@@ -282,6 +331,13 @@
           <w:sz w:val="24"/>
         </w:rPr>
         <w:t>{{subject}}</w:t>
+      </w:r>
+      <w:commentRangeEnd w:id="6"/>
+      <w:r>
+        <w:rPr>
+          <w:rStyle w:val="CommentReference"/>
+        </w:rPr>
+        <w:commentReference w:id="6"/>
       </w:r>
     </w:p>
     <w:p>
@@ -298,6 +354,7 @@
         </w:rPr>
         <w:t xml:space="preserve">Сумма: </w:t>
       </w:r>
+      <w:commentRangeStart w:id="7"/>
       <w:r>
         <w:rPr>
           <w:rFonts w:ascii="Times New Roman" w:hAnsi="Times New Roman"/>
@@ -306,6 +363,13 @@
           <w:sz w:val="24"/>
         </w:rPr>
         <w:t>{{contract_price_words}}</w:t>
+      </w:r>
+      <w:commentRangeEnd w:id="7"/>
+      <w:r>
+        <w:rPr>
+          <w:rStyle w:val="CommentReference"/>
+        </w:rPr>
+        <w:commentReference w:id="7"/>
       </w:r>
       <w:r>
         <w:rPr>
@@ -316,6 +380,7 @@
         </w:rPr>
         <w:t xml:space="preserve"> (</w:t>
       </w:r>
+      <w:commentRangeStart w:id="8"/>
       <w:r>
         <w:rPr>
           <w:rFonts w:ascii="Times New Roman" w:hAnsi="Times New Roman"/>
@@ -324,6 +389,13 @@
           <w:sz w:val="24"/>
         </w:rPr>
         <w:t>{{contract_price_num}}</w:t>
+      </w:r>
+      <w:commentRangeEnd w:id="8"/>
+      <w:r>
+        <w:rPr>
+          <w:rStyle w:val="CommentReference"/>
+        </w:rPr>
+        <w:commentReference w:id="8"/>
       </w:r>
       <w:r>
         <w:rPr>
@@ -349,6 +421,7 @@
         </w:rPr>
         <w:t xml:space="preserve">Категория ФЭО: </w:t>
       </w:r>
+      <w:commentRangeStart w:id="9"/>
       <w:r>
         <w:rPr>
           <w:rFonts w:ascii="Times New Roman" w:hAnsi="Times New Roman"/>
@@ -357,6 +430,13 @@
           <w:sz w:val="24"/>
         </w:rPr>
         <w:t>{{feo_path}}</w:t>
+      </w:r>
+      <w:commentRangeEnd w:id="9"/>
+      <w:r>
+        <w:rPr>
+          <w:rStyle w:val="CommentReference"/>
+        </w:rPr>
+        <w:commentReference w:id="9"/>
       </w:r>
     </w:p>
     <w:p>
@@ -373,6 +453,7 @@
         </w:rPr>
         <w:t xml:space="preserve">Субсидия: </w:t>
       </w:r>
+      <w:commentRangeStart w:id="10"/>
       <w:r>
         <w:rPr>
           <w:rFonts w:ascii="Times New Roman" w:hAnsi="Times New Roman"/>
@@ -382,6 +463,13 @@
         </w:rPr>
         <w:t>{{subsidy_name}}</w:t>
       </w:r>
+      <w:commentRangeEnd w:id="10"/>
+      <w:r>
+        <w:rPr>
+          <w:rStyle w:val="CommentReference"/>
+        </w:rPr>
+        <w:commentReference w:id="10"/>
+      </w:r>
     </w:p>
     <w:p/>
     <w:p>
@@ -389,6 +477,7 @@
         <w:spacing w:before="0" w:after="80" w:line="276" w:lineRule="exact"/>
         <w:jc w:val="left"/>
       </w:pPr>
+      <w:commentRangeStart w:id="11"/>
       <w:r>
         <w:rPr>
           <w:rFonts w:ascii="Times New Roman" w:hAnsi="Times New Roman"/>
@@ -397,6 +486,13 @@
           <w:sz w:val="24"/>
         </w:rPr>
         <w:t>{{initiator_role}}</w:t>
+      </w:r>
+      <w:commentRangeEnd w:id="11"/>
+      <w:r>
+        <w:rPr>
+          <w:rStyle w:val="CommentReference"/>
+        </w:rPr>
+        <w:commentReference w:id="11"/>
       </w:r>
     </w:p>
     <w:p>
@@ -413,6 +509,7 @@
         </w:rPr>
         <w:t xml:space="preserve">___________________ / </w:t>
       </w:r>
+      <w:commentRangeStart w:id="12"/>
       <w:r>
         <w:rPr>
           <w:rFonts w:ascii="Times New Roman" w:hAnsi="Times New Roman"/>
@@ -421,6 +518,13 @@
           <w:sz w:val="24"/>
         </w:rPr>
         <w:t>{{initiator_name}}</w:t>
+      </w:r>
+      <w:commentRangeEnd w:id="12"/>
+      <w:r>
+        <w:rPr>
+          <w:rStyle w:val="CommentReference"/>
+        </w:rPr>
+        <w:commentReference w:id="12"/>
       </w:r>
     </w:p>
     <w:p>
@@ -437,6 +541,7 @@
         </w:rPr>
         <w:t>«</w:t>
       </w:r>
+      <w:commentRangeStart w:id="13"/>
       <w:r>
         <w:rPr>
           <w:rFonts w:ascii="Times New Roman" w:hAnsi="Times New Roman"/>
@@ -445,6 +550,13 @@
           <w:sz w:val="24"/>
         </w:rPr>
         <w:t>{{today}}</w:t>
+      </w:r>
+      <w:commentRangeEnd w:id="13"/>
+      <w:r>
+        <w:rPr>
+          <w:rStyle w:val="CommentReference"/>
+        </w:rPr>
+        <w:commentReference w:id="13"/>
       </w:r>
       <w:r>
         <w:rPr>
@@ -464,6 +576,235 @@
     </w:sectPr>
   </w:body>
 </w:document>
+</file>
+
+<file path=word/comments.xml><?xml version="1.0" encoding="utf-8"?>
+<w:comments xmlns:a="http://schemas.openxmlformats.org/drawingml/2006/main" xmlns:pic="http://schemas.openxmlformats.org/drawingml/2006/picture" xmlns:r="http://schemas.openxmlformats.org/officeDocument/2006/relationships" xmlns:w="http://schemas.openxmlformats.org/wordprocessingml/2006/main" xmlns:wp="http://schemas.openxmlformats.org/drawingml/2006/wordprocessingDrawing" xmlns:mc="http://schemas.openxmlformats.org/markup-compatibility/2006" xmlns:a14="http://schemas.microsoft.com/office/drawing/2010/main" xmlns:w14="http://schemas.microsoft.com/office/word/2010/wordml" xmlns:wpc="http://schemas.microsoft.com/office/word/2010/wordprocessingCanvas">
+  <w:comment w:id="0" w:author="Подсказка" w:initials="П" w:date="2026-01-01T00:00:00Z">
+    <w:p>
+      <w:pPr>
+        <w:pStyle w:val="CommentText"/>
+      </w:pPr>
+      <w:r>
+        <w:rPr>
+          <w:rStyle w:val="CommentReference"/>
+        </w:rPr>
+        <w:annotationRef/>
+      </w:r>
+      <w:r>
+        <w:t>Краткое наименование Заказчика (из карточки организации). Пример: АНО «Пример»</w:t>
+      </w:r>
+    </w:p>
+  </w:comment>
+  <w:comment w:id="1" w:author="Подсказка" w:initials="П" w:date="2026-01-01T00:00:00Z">
+    <w:p>
+      <w:pPr>
+        <w:pStyle w:val="CommentText"/>
+      </w:pPr>
+      <w:r>
+        <w:rPr>
+          <w:rStyle w:val="CommentReference"/>
+        </w:rPr>
+        <w:annotationRef/>
+      </w:r>
+      <w:r>
+        <w:t>ФИО в род.падеже. Пример: Петрова Петра Петровича</w:t>
+      </w:r>
+    </w:p>
+  </w:comment>
+  <w:comment w:id="2" w:author="Подсказка" w:initials="П" w:date="2026-01-01T00:00:00Z">
+    <w:p>
+      <w:pPr>
+        <w:pStyle w:val="CommentText"/>
+      </w:pPr>
+      <w:r>
+        <w:rPr>
+          <w:rStyle w:val="CommentReference"/>
+        </w:rPr>
+        <w:annotationRef/>
+      </w:r>
+      <w:r>
+        <w:t>Должность инициатора. Пример: начальник отдела</w:t>
+      </w:r>
+    </w:p>
+  </w:comment>
+  <w:comment w:id="3" w:author="Подсказка" w:initials="П" w:date="2026-01-01T00:00:00Z">
+    <w:p>
+      <w:pPr>
+        <w:pStyle w:val="CommentText"/>
+      </w:pPr>
+      <w:r>
+        <w:rPr>
+          <w:rStyle w:val="CommentReference"/>
+        </w:rPr>
+        <w:annotationRef/>
+      </w:r>
+      <w:r>
+        <w:t>ФИО инициатора. Пример: Иванов И.И.</w:t>
+      </w:r>
+    </w:p>
+  </w:comment>
+  <w:comment w:id="4" w:author="Подсказка" w:initials="П" w:date="2026-01-01T00:00:00Z">
+    <w:p>
+      <w:pPr>
+        <w:pStyle w:val="CommentText"/>
+      </w:pPr>
+      <w:r>
+        <w:rPr>
+          <w:rStyle w:val="CommentReference"/>
+        </w:rPr>
+        <w:annotationRef/>
+      </w:r>
+      <w:r>
+        <w:t>Сегодняшняя дата. Пример: 13.05.2026</w:t>
+      </w:r>
+    </w:p>
+  </w:comment>
+  <w:comment w:id="5" w:author="Подсказка" w:initials="П" w:date="2026-01-01T00:00:00Z">
+    <w:p>
+      <w:pPr>
+        <w:pStyle w:val="CommentText"/>
+      </w:pPr>
+      <w:r>
+        <w:rPr>
+          <w:rStyle w:val="CommentReference"/>
+        </w:rPr>
+        <w:annotationRef/>
+      </w:r>
+      <w:r>
+        <w:t>Предмет услуг (синоним subject). Пример: Оказание услуг связи</w:t>
+      </w:r>
+    </w:p>
+  </w:comment>
+  <w:comment w:id="6" w:author="Подсказка" w:initials="П" w:date="2026-01-01T00:00:00Z">
+    <w:p>
+      <w:pPr>
+        <w:pStyle w:val="CommentText"/>
+      </w:pPr>
+      <w:r>
+        <w:rPr>
+          <w:rStyle w:val="CommentReference"/>
+        </w:rPr>
+        <w:annotationRef/>
+      </w:r>
+      <w:r>
+        <w:t>Предмет закупки. Пример: Оказание услуг связи</w:t>
+      </w:r>
+    </w:p>
+  </w:comment>
+  <w:comment w:id="7" w:author="Подсказка" w:initials="П" w:date="2026-01-01T00:00:00Z">
+    <w:p>
+      <w:pPr>
+        <w:pStyle w:val="CommentText"/>
+      </w:pPr>
+      <w:r>
+        <w:rPr>
+          <w:rStyle w:val="CommentReference"/>
+        </w:rPr>
+        <w:annotationRef/>
+      </w:r>
+      <w:r>
+        <w:t>Цена прописью. Пример: сто тридцать тысяч рублей 00 копеек</w:t>
+      </w:r>
+    </w:p>
+  </w:comment>
+  <w:comment w:id="8" w:author="Подсказка" w:initials="П" w:date="2026-01-01T00:00:00Z">
+    <w:p>
+      <w:pPr>
+        <w:pStyle w:val="CommentText"/>
+      </w:pPr>
+      <w:r>
+        <w:rPr>
+          <w:rStyle w:val="CommentReference"/>
+        </w:rPr>
+        <w:annotationRef/>
+      </w:r>
+      <w:r>
+        <w:t>Цена без валюты. Пример: 130 000,00</w:t>
+      </w:r>
+    </w:p>
+  </w:comment>
+  <w:comment w:id="9" w:author="Подсказка" w:initials="П" w:date="2026-01-01T00:00:00Z">
+    <w:p>
+      <w:pPr>
+        <w:pStyle w:val="CommentText"/>
+      </w:pPr>
+      <w:r>
+        <w:rPr>
+          <w:rStyle w:val="CommentReference"/>
+        </w:rPr>
+        <w:annotationRef/>
+      </w:r>
+      <w:r>
+        <w:t>Полный путь ФЭО. Пример: 1. Адм → 1.2 IT → 1.2.3 Услуги связи</w:t>
+      </w:r>
+    </w:p>
+  </w:comment>
+  <w:comment w:id="10" w:author="Подсказка" w:initials="П" w:date="2026-01-01T00:00:00Z">
+    <w:p>
+      <w:pPr>
+        <w:pStyle w:val="CommentText"/>
+      </w:pPr>
+      <w:r>
+        <w:rPr>
+          <w:rStyle w:val="CommentReference"/>
+        </w:rPr>
+        <w:annotationRef/>
+      </w:r>
+      <w:r>
+        <w:t>Наименование субсидии. Пример: ФАДМ-2026</w:t>
+      </w:r>
+    </w:p>
+  </w:comment>
+  <w:comment w:id="11" w:author="Подсказка" w:initials="П" w:date="2026-01-01T00:00:00Z">
+    <w:p>
+      <w:pPr>
+        <w:pStyle w:val="CommentText"/>
+      </w:pPr>
+      <w:r>
+        <w:rPr>
+          <w:rStyle w:val="CommentReference"/>
+        </w:rPr>
+        <w:annotationRef/>
+      </w:r>
+      <w:r>
+        <w:t>Должность инициатора. Пример: начальник отдела</w:t>
+      </w:r>
+    </w:p>
+  </w:comment>
+  <w:comment w:id="12" w:author="Подсказка" w:initials="П" w:date="2026-01-01T00:00:00Z">
+    <w:p>
+      <w:pPr>
+        <w:pStyle w:val="CommentText"/>
+      </w:pPr>
+      <w:r>
+        <w:rPr>
+          <w:rStyle w:val="CommentReference"/>
+        </w:rPr>
+        <w:annotationRef/>
+      </w:r>
+      <w:r>
+        <w:t>ФИО инициатора. Пример: Иванов И.И.</w:t>
+      </w:r>
+    </w:p>
+  </w:comment>
+  <w:comment w:id="13" w:author="Подсказка" w:initials="П" w:date="2026-01-01T00:00:00Z">
+    <w:p>
+      <w:pPr>
+        <w:pStyle w:val="CommentText"/>
+      </w:pPr>
+      <w:r>
+        <w:rPr>
+          <w:rStyle w:val="CommentReference"/>
+        </w:rPr>
+        <w:annotationRef/>
+      </w:r>
+      <w:r>
+        <w:t>Сегодняшняя дата. Пример: 13.05.2026</w:t>
+      </w:r>
+    </w:p>
+  </w:comment>
+</w:comments>
 </file>
 
 <file path=word/numbering.xml><?xml version="1.0" encoding="utf-8"?>
